--- a/_site/finanzas-internacionales/2023-06-16-la-globalizacion/index.docx
+++ b/_site/finanzas-internacionales/2023-06-16-la-globalizacion/index.docx
@@ -44,7 +44,7 @@
         <w:t xml:space="preserve"> </w:t>
       </w:r>
     </w:p>
-    <w:bookmarkStart w:id="20" w:name="title"/>
+    <w:bookmarkStart w:id="22" w:name="title"/>
     <w:p>
       <w:pPr>
         <w:pStyle w:val="Heading1"/>
@@ -93,8 +93,8 @@
         <w:t xml:space="preserve"> </w:t>
       </w:r>
     </w:p>
-    <w:bookmarkEnd w:id="20"/>
-    <w:bookmarkStart w:id="24" w:name="author-note"/>
+    <w:bookmarkEnd w:id="22"/>
+    <w:bookmarkStart w:id="26" w:name="author-note"/>
     <w:p>
       <w:pPr>
         <w:pStyle w:val="Heading1"/>
@@ -113,15 +113,15 @@
       <w:r>
         <w:t xml:space="preserve"> </w:t>
       </w:r>
-      <w:bookmarkStart w:id="21" w:name="orchid"/>
+      <w:bookmarkStart w:id="23" w:name="orchid"/>
       <w:r>
         <w:t xml:space="preserve">Orcid ID Logo: A green circle with white letters ID</w:t>
       </w:r>
-      <w:bookmarkEnd w:id="21"/>
+      <w:bookmarkEnd w:id="23"/>
       <w:r>
         <w:t xml:space="preserve"> </w:t>
       </w:r>
-      <w:hyperlink r:id="rId22">
+      <w:hyperlink r:id="rId24">
         <w:r>
           <w:rPr>
             <w:rStyle w:val="Hyperlink"/>
@@ -160,7 +160,7 @@
         <w:t xml:space="preserve">: </w:t>
       </w:r>
       <w:r>
-        <w:t xml:space="preserve">conceptualización y redacción</w:t>
+        <w:t xml:space="preserve">conceptualización, metodología, análisis formal, investigación, recursos, curación de datos, redacción, visualización, supervisión, y administración del proyecto</w:t>
       </w:r>
     </w:p>
     <w:p>
@@ -168,12 +168,12 @@
         <w:pStyle w:val="BodyText"/>
       </w:pPr>
       <w:r>
-        <w:t xml:space="preserve">La correspondencia relativa a este artículo debe dirigirse a Edison Achalma, Escuela Profesional de Economía, Universidad Nacional de San Cristóbal de Huamanga, Ayacucho, AYA, Perú, Email:</w:t>
+        <w:t xml:space="preserve">La correspondencia relativa a este artículo debe dirigirse a Edison Achalma, Escuela Profesional de Economía, Universidad Nacional de San Cristóbal de Huamanga, Portal Independencia N° 57, Ayacucho, AYA 5001, Perú, Email:</w:t>
       </w:r>
       <w:r>
         <w:t xml:space="preserve"> </w:t>
       </w:r>
-      <w:hyperlink r:id="rId23">
+      <w:hyperlink r:id="rId25">
         <w:r>
           <w:rPr>
             <w:rStyle w:val="Hyperlink"/>
@@ -187,8 +187,8 @@
         <w:br w:type="page"/>
       </w:r>
     </w:p>
-    <w:bookmarkEnd w:id="24"/>
-    <w:bookmarkStart w:id="25" w:name="abstract"/>
+    <w:bookmarkEnd w:id="26"/>
+    <w:bookmarkStart w:id="27" w:name="abstract"/>
     <w:p>
       <w:pPr>
         <w:pStyle w:val="Heading1"/>
@@ -225,8 +225,8 @@
         <w:br w:type="page"/>
       </w:r>
     </w:p>
-    <w:bookmarkEnd w:id="25"/>
-    <w:bookmarkStart w:id="26" w:name="firstheader"/>
+    <w:bookmarkEnd w:id="27"/>
+    <w:bookmarkStart w:id="28" w:name="firstheader"/>
     <w:p>
       <w:pPr>
         <w:pStyle w:val="Heading1"/>
@@ -235,8 +235,8 @@
         <w:t xml:space="preserve">Globalización económica y financiera</w:t>
       </w:r>
     </w:p>
-    <w:bookmarkEnd w:id="26"/>
-    <w:bookmarkStart w:id="29" w:name="Xc3c9b4f29839be22b4c6bbb9c4a8bf3cac68f1c"/>
+    <w:bookmarkEnd w:id="28"/>
+    <w:bookmarkStart w:id="31" w:name="Xc3c9b4f29839be22b4c6bbb9c4a8bf3cac68f1c"/>
     <w:p>
       <w:pPr>
         <w:pStyle w:val="Heading1"/>
@@ -245,7 +245,7 @@
         <w:t xml:space="preserve">1. Orígenes y Conceptos Fundamentales de las Finanzas Internacionales</w:t>
       </w:r>
     </w:p>
-    <w:bookmarkStart w:id="27" w:name="economía-internacional"/>
+    <w:bookmarkStart w:id="29" w:name="economía-internacional"/>
     <w:p>
       <w:pPr>
         <w:pStyle w:val="Heading2"/>
@@ -367,8 +367,8 @@
         <w:t xml:space="preserve">Las condiciones de paridad son teorías que establecen relaciones entre los tipos de cambio y los precios relativos en diferentes países. Estas teorías incluyen la paridad de tasas de interés, que establece una relación entre las tasas de interés y los tipos de cambio, y la paridad de poder adquisitivo, que establece una relación entre los niveles de precios y los tipos de cambio. Estas condiciones proporcionan un marco teórico para entender las interacciones entre las variables económicas y los tipos de cambio.</w:t>
       </w:r>
     </w:p>
-    <w:bookmarkEnd w:id="27"/>
-    <w:bookmarkStart w:id="28" w:name="finanzas-corporativas"/>
+    <w:bookmarkEnd w:id="29"/>
+    <w:bookmarkStart w:id="30" w:name="finanzas-corporativas"/>
     <w:p>
       <w:pPr>
         <w:pStyle w:val="Heading2"/>
@@ -508,9 +508,9 @@
         <w:pStyle w:val="BodyText"/>
       </w:pPr>
     </w:p>
-    <w:bookmarkEnd w:id="28"/>
-    <w:bookmarkEnd w:id="29"/>
-    <w:bookmarkStart w:id="62" w:name="X61b7bdb32443c10da20e63b27459109417c5d1f"/>
+    <w:bookmarkEnd w:id="30"/>
+    <w:bookmarkEnd w:id="31"/>
+    <w:bookmarkStart w:id="64" w:name="X61b7bdb32443c10da20e63b27459109417c5d1f"/>
     <w:p>
       <w:pPr>
         <w:pStyle w:val="Heading1"/>
@@ -519,7 +519,7 @@
         <w:t xml:space="preserve">2. Finanzas Internacionales: Conceptos y Relevancia</w:t>
       </w:r>
     </w:p>
-    <w:bookmarkStart w:id="30" w:name="qué-son-las-finanzas-internacionales"/>
+    <w:bookmarkStart w:id="32" w:name="qué-son-las-finanzas-internacionales"/>
     <w:p>
       <w:pPr>
         <w:pStyle w:val="Heading2"/>
@@ -536,8 +536,8 @@
         <w:t xml:space="preserve">Las finanzas internacionales constituyen un campo de estudio que se enfoca en analizar los flujos de efectivo y la valuación de activos en un contexto global. Este ámbito abarca tanto los movimientos de capital entre países como la valoración de activos ubicados en diferentes naciones y denominados en diversas monedas. Las finanzas internacionales son fundamentales para comprender y gestionar las transacciones financieras que trascienden las fronteras nacionales.</w:t>
       </w:r>
     </w:p>
-    <w:bookmarkEnd w:id="30"/>
-    <w:bookmarkStart w:id="31" w:name="administración-financiera-internacional"/>
+    <w:bookmarkEnd w:id="32"/>
+    <w:bookmarkStart w:id="33" w:name="administración-financiera-internacional"/>
     <w:p>
       <w:pPr>
         <w:pStyle w:val="Heading2"/>
@@ -554,8 +554,8 @@
         <w:t xml:space="preserve">La administración financiera internacional se refiere al proceso de toma de decisiones financieras por parte de ejecutivos de empresas multinacionales que operan en un entorno global. Estas decisiones están influenciadas por una serie de factores, como los riesgos asociados a los flujos de efectivo a través de distintos marcos políticos y legales, así como la exposición a fluctuaciones en los tipos de cambio. La administración financiera internacional implica considerar tanto los aspectos económicos como los monetarios de la economía global.</w:t>
       </w:r>
     </w:p>
-    <w:bookmarkEnd w:id="31"/>
-    <w:bookmarkStart w:id="32" w:name="Xcfa5ddb1dbec7f3b9a308b574854f3d1e39ffda"/>
+    <w:bookmarkEnd w:id="33"/>
+    <w:bookmarkStart w:id="34" w:name="Xcfa5ddb1dbec7f3b9a308b574854f3d1e39ffda"/>
     <w:p>
       <w:pPr>
         <w:pStyle w:val="Heading2"/>
@@ -572,8 +572,8 @@
         <w:t xml:space="preserve">En el ámbito de las finanzas internacionales, es crucial tener en cuenta los riesgos asociados a los flujos de efectivo en diferentes países y monedas. El riesgo político se refiere a la incertidumbre y las posibles consecuencias que surgen de los cambios en los marcos políticos y legales de un país. Por otro lado, el riesgo de tipo de cambio se relaciona con la volatilidad en las tasas de cambio entre distintas monedas. Estos riesgos pueden afectar significativamente los resultados financieros de las organizaciones y deben ser gestionados adecuadamente.</w:t>
       </w:r>
     </w:p>
-    <w:bookmarkEnd w:id="32"/>
-    <w:bookmarkStart w:id="33" w:name="X03254b3bbe5b913b295b55a312ee34308f9357a"/>
+    <w:bookmarkEnd w:id="34"/>
+    <w:bookmarkStart w:id="35" w:name="X03254b3bbe5b913b295b55a312ee34308f9357a"/>
     <w:p>
       <w:pPr>
         <w:pStyle w:val="Heading2"/>
@@ -590,8 +590,8 @@
         <w:t xml:space="preserve">Los mercados financieros internacionales presentan diversas imperfecciones que pueden generar tanto amenazas como oportunidades para las organizaciones. Entre estas imperfecciones se encuentran los costos de transacción, los costos de información, las restricciones legales, las diferencias en los sistemas impositivos, la movilidad imperfecta de los factores de producción y las obstrucciones al comercio, entre otros. Comprender y manejar estas imperfecciones es esencial para aprovechar las oportunidades y mitigar los riesgos asociados a las operaciones internacionales.</w:t>
       </w:r>
     </w:p>
-    <w:bookmarkEnd w:id="33"/>
-    <w:bookmarkStart w:id="34" w:name="X09fbba7cbbe8554a189c233378a3a903690c886"/>
+    <w:bookmarkEnd w:id="35"/>
+    <w:bookmarkStart w:id="36" w:name="X09fbba7cbbe8554a189c233378a3a903690c886"/>
     <w:p>
       <w:pPr>
         <w:pStyle w:val="Heading2"/>
@@ -673,57 +673,61 @@
                   <m:r>
                     <m:t>E</m:t>
                   </m:r>
-                  <m:d>
-                    <m:dPr>
-                      <m:begChr m:val="("/>
-                      <m:sepChr m:val=""/>
-                      <m:endChr m:val=")"/>
-                      <m:grow/>
-                    </m:dPr>
+                  <m:r>
+                    <m:rPr>
+                      <m:sty m:val="p"/>
+                    </m:rPr>
+                    <m:t>(</m:t>
+                  </m:r>
+                  <m:r>
+                    <m:t>F</m:t>
+                  </m:r>
+                  <m:sSub>
                     <m:e>
                       <m:r>
-                        <m:t>F</m:t>
+                        <m:t>E</m:t>
                       </m:r>
-                      <m:sSub>
-                        <m:e>
-                          <m:r>
-                            <m:t>E</m:t>
-                          </m:r>
-                        </m:e>
-                        <m:sub>
-                          <m:r>
-                            <m:t>t</m:t>
-                          </m:r>
-                        </m:sub>
-                      </m:sSub>
                     </m:e>
-                  </m:d>
+                    <m:sub>
+                      <m:r>
+                        <m:t>t</m:t>
+                      </m:r>
+                    </m:sub>
+                  </m:sSub>
+                  <m:r>
+                    <m:rPr>
+                      <m:sty m:val="p"/>
+                    </m:rPr>
+                    <m:t>)</m:t>
+                  </m:r>
                 </m:num>
                 <m:den>
+                  <m:r>
+                    <m:rPr>
+                      <m:sty m:val="p"/>
+                    </m:rPr>
+                    <m:t>(</m:t>
+                  </m:r>
+                  <m:r>
+                    <m:t>1</m:t>
+                  </m:r>
+                  <m:r>
+                    <m:rPr>
+                      <m:sty m:val="p"/>
+                    </m:rPr>
+                    <m:t>+</m:t>
+                  </m:r>
+                  <m:r>
+                    <m:t>k</m:t>
+                  </m:r>
                   <m:sSup>
                     <m:e>
-                      <m:d>
-                        <m:dPr>
-                          <m:begChr m:val="("/>
-                          <m:sepChr m:val=""/>
-                          <m:endChr m:val=")"/>
-                          <m:grow/>
-                        </m:dPr>
-                        <m:e>
-                          <m:r>
-                            <m:t>1</m:t>
-                          </m:r>
-                          <m:r>
-                            <m:rPr>
-                              <m:sty m:val="p"/>
-                            </m:rPr>
-                            <m:t>+</m:t>
-                          </m:r>
-                          <m:r>
-                            <m:t>k</m:t>
-                          </m:r>
-                        </m:e>
-                      </m:d>
+                      <m:r>
+                        <m:rPr>
+                          <m:sty m:val="p"/>
+                        </m:rPr>
+                        <m:t>)</m:t>
+                      </m:r>
                     </m:e>
                     <m:sup>
                       <m:r>
@@ -752,31 +756,33 @@
         <m:r>
           <m:t>E</m:t>
         </m:r>
-        <m:d>
-          <m:dPr>
-            <m:begChr m:val="("/>
-            <m:sepChr m:val=""/>
-            <m:endChr m:val=")"/>
-            <m:grow/>
-          </m:dPr>
+        <m:r>
+          <m:rPr>
+            <m:sty m:val="p"/>
+          </m:rPr>
+          <m:t>(</m:t>
+        </m:r>
+        <m:r>
+          <m:t>F</m:t>
+        </m:r>
+        <m:sSub>
           <m:e>
             <m:r>
-              <m:t>F</m:t>
+              <m:t>E</m:t>
             </m:r>
-            <m:sSub>
-              <m:e>
-                <m:r>
-                  <m:t>E</m:t>
-                </m:r>
-              </m:e>
-              <m:sub>
-                <m:r>
-                  <m:t>t</m:t>
-                </m:r>
-              </m:sub>
-            </m:sSub>
           </m:e>
-        </m:d>
+          <m:sub>
+            <m:r>
+              <m:t>t</m:t>
+            </m:r>
+          </m:sub>
+        </m:sSub>
+        <m:r>
+          <m:rPr>
+            <m:sty m:val="p"/>
+          </m:rPr>
+          <m:t>)</m:t>
+        </m:r>
       </m:oMath>
       <w:r>
         <w:t xml:space="preserve"> </w:t>
@@ -785,8 +791,8 @@
         <w:t xml:space="preserve">representa los flujos de efectivo esperados en el periodo t, k es la tasa de descuento y n es el número total de periodos considerados. Sin embargo, en un entorno financiero cada vez más integrado e interdependiente, surge el problema de agencia, que implica conflictos de intereses entre los diferentes participantes del mercado y los ejecutivos de las organizaciones. Este problema debe ser abordado de manera efectiva para garantizar la maximización del valor para los accionistas y la sostenibilidad de las empresas en el largo plazo.</w:t>
       </w:r>
     </w:p>
-    <w:bookmarkEnd w:id="34"/>
-    <w:bookmarkStart w:id="39" w:name="X016622f9cd38cf89e761a31fa0b88133404de19"/>
+    <w:bookmarkEnd w:id="36"/>
+    <w:bookmarkStart w:id="41" w:name="X016622f9cd38cf89e761a31fa0b88133404de19"/>
     <w:p>
       <w:pPr>
         <w:pStyle w:val="Heading2"/>
@@ -795,7 +801,7 @@
         <w:t xml:space="preserve">2.6 Globalización: Un Nuevo Paradigma Económico</w:t>
       </w:r>
     </w:p>
-    <w:bookmarkStart w:id="35" w:name="la-globalización"/>
+    <w:bookmarkStart w:id="37" w:name="la-globalización"/>
     <w:p>
       <w:pPr>
         <w:pStyle w:val="Heading3"/>
@@ -812,8 +818,8 @@
         <w:t xml:space="preserve">La globalización es un proceso de integración económica, social y política que tiene como objetivo la creación de un mercado mundial unificado. En este mercado, se comercian productos similares, producidos por empresas cuyas operaciones se extienden a varios países, lo que dificulta determinar su origen exacto. La globalización no solo se manifiesta en el ámbito de la producción, sino también en la inversión y el consumo.</w:t>
       </w:r>
     </w:p>
-    <w:bookmarkEnd w:id="35"/>
-    <w:bookmarkStart w:id="36" w:name="la-globalización-en-distintas-áreas"/>
+    <w:bookmarkEnd w:id="37"/>
+    <w:bookmarkStart w:id="38" w:name="la-globalización-en-distintas-áreas"/>
     <w:p>
       <w:pPr>
         <w:pStyle w:val="Heading3"/>
@@ -830,8 +836,8 @@
         <w:t xml:space="preserve">El proceso de globalización no se desarrolla de manera uniforme en todas las áreas. Algunas regiones están más avanzadas en términos de integración económica global que otras. Por ejemplo, el mercado de divisas se ha vuelto más integrado, con la existencia de un precio único para las diferentes monedas. Asimismo, los mercados de capital están experimentando un rápido avance en su integración, facilitando la movilidad de los flujos financieros a nivel mundial.</w:t>
       </w:r>
     </w:p>
-    <w:bookmarkEnd w:id="36"/>
-    <w:bookmarkStart w:id="37" w:name="factores-que-impulsan-la-globalización"/>
+    <w:bookmarkEnd w:id="38"/>
+    <w:bookmarkStart w:id="39" w:name="factores-que-impulsan-la-globalización"/>
     <w:p>
       <w:pPr>
         <w:pStyle w:val="Heading3"/>
@@ -974,8 +980,8 @@
         <w:t xml:space="preserve">La introducción de tecnologías avanzadas y la reestructuración de los procesos productivos han transformado la forma en que se organizan las empresas y se llevan a cabo las actividades económicas. Esta revolución ha tenido un impacto significativo en la globalización, ya que ha permitido una mayor interconexión y colaboración a nivel global.</w:t>
       </w:r>
     </w:p>
-    <w:bookmarkEnd w:id="37"/>
-    <w:bookmarkStart w:id="38" w:name="Xfcc27573fb5e215c2194625c17df48cf310b2c6"/>
+    <w:bookmarkEnd w:id="39"/>
+    <w:bookmarkStart w:id="40" w:name="Xfcc27573fb5e215c2194625c17df48cf310b2c6"/>
     <w:p>
       <w:pPr>
         <w:pStyle w:val="Heading3"/>
@@ -992,9 +998,9 @@
         <w:t xml:space="preserve">En el contexto de la globalización, los países en desarrollo se enfrentan a un doble desafío. Por un lado, deben cerrar la brecha que los separa de los países desarrollados en términos de desarrollo económico y social. Por otro lado, deben reestructurar sus economías para ser competitivos en la nueva economía global. Esto implica la adopción de políticas que promuevan la innovación, el desarrollo de capacidades y la apertura a los mercados internacionales.</w:t>
       </w:r>
     </w:p>
-    <w:bookmarkEnd w:id="38"/>
-    <w:bookmarkEnd w:id="39"/>
-    <w:bookmarkStart w:id="45" w:name="X0b69101496e52ab5a9762dfbbfb4ee81214444f"/>
+    <w:bookmarkEnd w:id="40"/>
+    <w:bookmarkEnd w:id="41"/>
+    <w:bookmarkStart w:id="47" w:name="X0b69101496e52ab5a9762dfbbfb4ee81214444f"/>
     <w:p>
       <w:pPr>
         <w:pStyle w:val="Heading2"/>
@@ -1003,7 +1009,7 @@
         <w:t xml:space="preserve">2.7 Medidas de la Globalización: Un Mundo Cada Vez más Integrado</w:t>
       </w:r>
     </w:p>
-    <w:bookmarkStart w:id="40" w:name="X18a5c294371ee04e53e7c1801c389f7f4b205da"/>
+    <w:bookmarkStart w:id="42" w:name="X18a5c294371ee04e53e7c1801c389f7f4b205da"/>
     <w:p>
       <w:pPr>
         <w:pStyle w:val="Heading3"/>
@@ -1020,8 +1026,8 @@
         <w:t xml:space="preserve">La participación de las exportaciones en el PIB mundial es una medida que indica el grado de integración económica a nivel global. Durante las últimas cinco décadas, esta participación ha experimentado un crecimiento significativo, pasando de un 7% a un 20%. Este aumento demuestra que las economías están cada vez más interconectadas a través del comercio internacional.</w:t>
       </w:r>
     </w:p>
-    <w:bookmarkEnd w:id="40"/>
-    <w:bookmarkStart w:id="41" w:name="Xf51d0e76d32f2b2f00d6f2c577015935b8c7bf1"/>
+    <w:bookmarkEnd w:id="42"/>
+    <w:bookmarkStart w:id="43" w:name="Xf51d0e76d32f2b2f00d6f2c577015935b8c7bf1"/>
     <w:p>
       <w:pPr>
         <w:pStyle w:val="Heading3"/>
@@ -1038,8 +1044,8 @@
         <w:t xml:space="preserve">La tasa de crecimiento de las exportaciones en relación con el crecimiento económico es otra medida importante de la globalización. En la segunda mitad del siglo XX, las exportaciones crecieron a un ritmo tres veces superior al crecimiento del PIB. Entre 1950 y 2000, el volumen de las exportaciones mundiales se multiplicó por 100. Para muchas empresas, las exportaciones son una fuente crucial de crecimiento en términos de ventas y ganancias.</w:t>
       </w:r>
     </w:p>
-    <w:bookmarkEnd w:id="41"/>
-    <w:bookmarkStart w:id="42" w:name="X0ad702b84e5fb310d339358a6189d81c6479e6b"/>
+    <w:bookmarkEnd w:id="43"/>
+    <w:bookmarkStart w:id="44" w:name="X0ad702b84e5fb310d339358a6189d81c6479e6b"/>
     <w:p>
       <w:pPr>
         <w:pStyle w:val="Heading3"/>
@@ -1056,8 +1062,8 @@
         <w:t xml:space="preserve">El porcentaje de la producción industrial atribuido a empresas multinacionales ubicadas en un país es un indicador del grado de internacionalización de la economía. Aunque no existen datos a nivel mundial, en países con economías altamente globalizadas, como Irlanda y Hungría, este porcentaje supera el 70%. En Canadá, por ejemplo, alcanza el 50%. Esto refleja la presencia significativa de empresas multinacionales y su impacto en la producción industrial.</w:t>
       </w:r>
     </w:p>
-    <w:bookmarkEnd w:id="42"/>
-    <w:bookmarkStart w:id="43" w:name="X69ad55ace591aa1855d924dc42aa076c6aaf84e"/>
+    <w:bookmarkEnd w:id="44"/>
+    <w:bookmarkStart w:id="45" w:name="X69ad55ace591aa1855d924dc42aa076c6aaf84e"/>
     <w:p>
       <w:pPr>
         <w:pStyle w:val="Heading3"/>
@@ -1074,8 +1080,8 @@
         <w:t xml:space="preserve">El monto de las transacciones en los mercados financieros internacionales es una medida clave para evaluar la globalización económica. En 2004, el promedio diario de transacciones en el mercado de divisas alcanzó 1.9 billones (millones de millones) de dólares. Esto significa que, en promedio, cada habitante del planeta estaba involucrado en transacciones por un valor de 320 dólares diarios. Esta cifra destaca la importancia de los flujos financieros internacionales y su impacto en la economía global.</w:t>
       </w:r>
     </w:p>
-    <w:bookmarkEnd w:id="43"/>
-    <w:bookmarkStart w:id="44" w:name="Xda2ed199d9875e752541d5b72e074e5631e183e"/>
+    <w:bookmarkEnd w:id="45"/>
+    <w:bookmarkStart w:id="46" w:name="Xda2ed199d9875e752541d5b72e074e5631e183e"/>
     <w:p>
       <w:pPr>
         <w:pStyle w:val="Heading3"/>
@@ -1092,9 +1098,9 @@
         <w:t xml:space="preserve">El grado de internacionalización de los portafolios de inversión es una medida que muestra el alcance de las inversiones en activos financieros en diferentes países. En un entorno globalizado, los inversionistas buscan diversificar sus portafolios a nivel internacional para reducir riesgos y aprovechar oportunidades en diferentes mercados. Esta internacionalización de los portafolios refleja la creciente interconexión de los mercados financieros y la búsqueda de rendimientos en un contexto global.</w:t>
       </w:r>
     </w:p>
-    <w:bookmarkEnd w:id="44"/>
-    <w:bookmarkEnd w:id="45"/>
-    <w:bookmarkStart w:id="52" w:name="X8cdc81c6f9ec989567729a42e91098c62f67f04"/>
+    <w:bookmarkEnd w:id="46"/>
+    <w:bookmarkEnd w:id="47"/>
+    <w:bookmarkStart w:id="54" w:name="X8cdc81c6f9ec989567729a42e91098c62f67f04"/>
     <w:p>
       <w:pPr>
         <w:pStyle w:val="Heading2"/>
@@ -1103,7 +1109,7 @@
         <w:t xml:space="preserve">2.8 Impacto de la Globalización en el Crecimiento Empresarial y Macroeconómico</w:t>
       </w:r>
     </w:p>
-    <w:bookmarkStart w:id="46" w:name="X7ada445b77d33eedb692b87eeff6a660365985b"/>
+    <w:bookmarkStart w:id="48" w:name="X7ada445b77d33eedb692b87eeff6a660365985b"/>
     <w:p>
       <w:pPr>
         <w:pStyle w:val="Heading3"/>
@@ -1120,8 +1126,8 @@
         <w:t xml:space="preserve">Desde el inicio del proceso de apertura económica en 1986, se ha observado un crecimiento sin precedentes en la Inversión Extranjera Directa (IED). La IED se refiere a la inversión realizada por empresas extranjeras en países diferentes al de su origen, con el propósito de establecer operaciones comerciales o productivas. Esta creciente IED ha sido un resultado directo de la globalización, que ha permitido la expansión de las empresas a nivel internacional y la búsqueda de nuevos mercados y oportunidades.</w:t>
       </w:r>
     </w:p>
-    <w:bookmarkEnd w:id="46"/>
-    <w:bookmarkStart w:id="47" w:name="X79e7149964cbb0b50a314dd953b215b41bdd4df"/>
+    <w:bookmarkEnd w:id="48"/>
+    <w:bookmarkStart w:id="49" w:name="X79e7149964cbb0b50a314dd953b215b41bdd4df"/>
     <w:p>
       <w:pPr>
         <w:pStyle w:val="Heading3"/>
@@ -1146,8 +1152,8 @@
         <w:t xml:space="preserve">Asimismo, los flujos internacionales de capital también han aumentado como resultado de la globalización. Los flujos de capital representan la transferencia de fondos entre países para la inversión en diferentes activos financieros, como acciones, bonos y bienes raíces. Estos flujos reflejan la creciente interconexión de los mercados financieros y la búsqueda de rendimientos en un contexto global.</w:t>
       </w:r>
     </w:p>
-    <w:bookmarkEnd w:id="47"/>
-    <w:bookmarkStart w:id="48" w:name="X243da649244ba34be4d97ce564445704713b15a"/>
+    <w:bookmarkEnd w:id="49"/>
+    <w:bookmarkStart w:id="50" w:name="X243da649244ba34be4d97ce564445704713b15a"/>
     <w:p>
       <w:pPr>
         <w:pStyle w:val="Heading3"/>
@@ -1208,8 +1214,8 @@
         <w:t xml:space="preserve">Estas clasificaciones reflejan la creciente presencia y complejidad de las empresas en un entorno globalizado.</w:t>
       </w:r>
     </w:p>
-    <w:bookmarkEnd w:id="48"/>
-    <w:bookmarkStart w:id="51" w:name="X1c12ec5b848c09f4d16fd89ec46ea36252c5e08"/>
+    <w:bookmarkEnd w:id="50"/>
+    <w:bookmarkStart w:id="53" w:name="X1c12ec5b848c09f4d16fd89ec46ea36252c5e08"/>
     <w:p>
       <w:pPr>
         <w:pStyle w:val="Heading3"/>
@@ -1306,7 +1312,7 @@
         <w:t xml:space="preserve">Estimulación de la competencia, productividad y eficiencia en la asignación de recursos a través de políticas de apertura al exterior. - Impulso de reformas estructurales, inversiones en infraestructura y capital humano, y fortalecimiento de las instituciones para mantener la competitividad internacional. - Transferencia más rápida de conocimiento científico, tecnológico y administrativo.</w:t>
       </w:r>
     </w:p>
-    <w:bookmarkStart w:id="50" w:name="tbl-1"/>
+    <w:bookmarkStart w:id="52" w:name="tbl-1"/>
     <w:p>
       <w:pPr>
         <w:pStyle w:val="FigureTitle"/>
@@ -1323,7 +1329,7 @@
         <w:t xml:space="preserve">Las empresas mas grandes del mudno para el 2021</w:t>
       </w:r>
     </w:p>
-    <w:bookmarkStart w:id="49" w:name="tbl-1"/>
+    <w:bookmarkStart w:id="51" w:name="tbl-1"/>
     <w:tbl>
       <w:tblPr>
         <w:tblStyle w:val="Table"/>
@@ -2091,21 +2097,21 @@
         </w:tc>
       </w:tr>
     </w:tbl>
-    <w:bookmarkEnd w:id="49"/>
-    <w:bookmarkEnd w:id="50"/>
-    <w:p>
-      <w:pPr>
-        <w:pStyle w:val="BodyText"/>
-      </w:pPr>
-    </w:p>
-    <w:p>
-      <w:pPr>
-        <w:pStyle w:val="BodyText"/>
-      </w:pPr>
-    </w:p>
     <w:bookmarkEnd w:id="51"/>
     <w:bookmarkEnd w:id="52"/>
-    <w:bookmarkStart w:id="61" w:name="críticas-a-la-globalización"/>
+    <w:p>
+      <w:pPr>
+        <w:pStyle w:val="BodyText"/>
+      </w:pPr>
+    </w:p>
+    <w:p>
+      <w:pPr>
+        <w:pStyle w:val="BodyText"/>
+      </w:pPr>
+    </w:p>
+    <w:bookmarkEnd w:id="53"/>
+    <w:bookmarkEnd w:id="54"/>
+    <w:bookmarkStart w:id="63" w:name="críticas-a-la-globalización"/>
     <w:p>
       <w:pPr>
         <w:pStyle w:val="Heading2"/>
@@ -2122,7 +2128,7 @@
         <w:t xml:space="preserve">La globalización, a pesar de sus beneficios y oportunidades, también ha sido objeto de críticas y preocupaciones por parte de diversos actores. A continuación, se presentan algunas de las principales críticas a la globalización:</w:t>
       </w:r>
     </w:p>
-    <w:bookmarkStart w:id="53" w:name="excesiva-volatilidad-de-los-precios"/>
+    <w:bookmarkStart w:id="55" w:name="excesiva-volatilidad-de-los-precios"/>
     <w:p>
       <w:pPr>
         <w:pStyle w:val="Heading3"/>
@@ -2139,8 +2145,8 @@
         <w:t xml:space="preserve">La globalización ha llevado a una mayor interconexión de los mercados internacionales, lo que puede resultar en una mayor volatilidad de los precios de los bienes y servicios. Los cambios en la demanda y la oferta a nivel global, así como los eventos económicos y políticos, pueden tener un impacto significativo en los precios de los productos. Esta volatilidad puede dificultar la planificación y la estabilidad económica tanto a nivel microeconómico como macroeconómico.</w:t>
       </w:r>
     </w:p>
-    <w:bookmarkEnd w:id="53"/>
-    <w:bookmarkStart w:id="54" w:name="efecto-de-contagio"/>
+    <w:bookmarkEnd w:id="55"/>
+    <w:bookmarkStart w:id="56" w:name="efecto-de-contagio"/>
     <w:p>
       <w:pPr>
         <w:pStyle w:val="Heading3"/>
@@ -2157,8 +2163,8 @@
         <w:t xml:space="preserve">La interconexión de los mercados financieros y económicos a nivel global puede llevar a un efecto de contagio, donde las crisis económicas o financieras en un país se propagan rápidamente a otros países. Esto se debe a la interdependencia de las economías y a la rápida transmisión de información y capitales a través de las fronteras. El efecto de contagio puede amplificar las crisis y dificultar su contención.</w:t>
       </w:r>
     </w:p>
-    <w:bookmarkEnd w:id="54"/>
-    <w:bookmarkStart w:id="55" w:name="tendencia-hacia-la-deflación"/>
+    <w:bookmarkEnd w:id="56"/>
+    <w:bookmarkStart w:id="57" w:name="tendencia-hacia-la-deflación"/>
     <w:p>
       <w:pPr>
         <w:pStyle w:val="Heading3"/>
@@ -2175,8 +2181,8 @@
         <w:t xml:space="preserve">Algunos críticos argumentan que la globalización ha llevado a una tendencia hacia la deflación, es decir, una disminución generalizada y persistente de los precios. Esto se debe a la competencia global y la presión sobre los costos de producción, lo que puede llevar a una reducción de los precios de los bienes y servicios. La deflación puede tener efectos negativos en la economía, como la disminución de los ingresos y la demanda agregada.</w:t>
       </w:r>
     </w:p>
-    <w:bookmarkEnd w:id="55"/>
-    <w:bookmarkStart w:id="56" w:name="X009ea4f4cb544020845932bf299df07d05bacd7"/>
+    <w:bookmarkEnd w:id="57"/>
+    <w:bookmarkStart w:id="58" w:name="X009ea4f4cb544020845932bf299df07d05bacd7"/>
     <w:p>
       <w:pPr>
         <w:pStyle w:val="Heading3"/>
@@ -2193,8 +2199,8 @@
         <w:t xml:space="preserve">Se argumenta que la globalización ha contribuido al aumento de la desigualdad distributiva en muchos países. A medida que las empresas se expanden internacionalmente, tienden a buscar la maximización de sus beneficios, lo que puede conducir a la explotación de la mano de obra barata en países en desarrollo. Además, los beneficios de la globalización pueden no distribuirse equitativamente, lo que resulta en una mayor concentración de riqueza en manos de unos pocos, mientras que otros experimentan un estancamiento o disminución de sus ingresos.</w:t>
       </w:r>
     </w:p>
-    <w:bookmarkEnd w:id="56"/>
-    <w:bookmarkStart w:id="57" w:name="X5ece844bcc94da92ea7eae9da117606fce3860b"/>
+    <w:bookmarkEnd w:id="58"/>
+    <w:bookmarkStart w:id="59" w:name="X5ece844bcc94da92ea7eae9da117606fce3860b"/>
     <w:p>
       <w:pPr>
         <w:pStyle w:val="Heading3"/>
@@ -2211,8 +2217,8 @@
         <w:t xml:space="preserve">La globalización también ha generado tensiones y conflictos relacionados con la competencia por mercados y recursos limitados. A medida que las empresas buscan expandirse y obtener ventajas competitivas, pueden surgir conflictos entre países por el acceso a recursos naturales, como petróleo, minerales o agua. Estos conflictos pueden tener implicaciones políticas, económicas y sociales.</w:t>
       </w:r>
     </w:p>
-    <w:bookmarkEnd w:id="57"/>
-    <w:bookmarkStart w:id="58" w:name="X2a50de18c98aad36cd0e07a00b41a530b3a502a"/>
+    <w:bookmarkEnd w:id="59"/>
+    <w:bookmarkStart w:id="60" w:name="X2a50de18c98aad36cd0e07a00b41a530b3a502a"/>
     <w:p>
       <w:pPr>
         <w:pStyle w:val="Heading3"/>
@@ -2237,8 +2243,8 @@
         <w:t xml:space="preserve">laboral globalizado y pueden experimentar una mayor inseguridad laboral.</w:t>
       </w:r>
     </w:p>
-    <w:bookmarkEnd w:id="58"/>
-    <w:bookmarkStart w:id="59" w:name="reducción-de-la-soberanía-nacional"/>
+    <w:bookmarkEnd w:id="60"/>
+    <w:bookmarkStart w:id="61" w:name="reducción-de-la-soberanía-nacional"/>
     <w:p>
       <w:pPr>
         <w:pStyle w:val="Heading3"/>
@@ -2255,8 +2261,8 @@
         <w:t xml:space="preserve">La globalización plantea desafíos para la soberanía nacional, ya que implica una mayor interdependencia y la necesidad de coordinación y cooperación entre los países. Al participar en acuerdos comerciales y organizaciones internacionales, los países pueden enfrentar limitaciones a su autonomía para tomar decisiones económicas y políticas. Algunos críticos argumentan que esto puede socavar la capacidad de los gobiernos para proteger los intereses nacionales y satisfacer las necesidades de sus ciudadanos.</w:t>
       </w:r>
     </w:p>
-    <w:bookmarkEnd w:id="59"/>
-    <w:bookmarkStart w:id="60" w:name="crisis-financieras-cada-vez-más-graves"/>
+    <w:bookmarkEnd w:id="61"/>
+    <w:bookmarkStart w:id="62" w:name="crisis-financieras-cada-vez-más-graves"/>
     <w:p>
       <w:pPr>
         <w:pStyle w:val="Heading3"/>
@@ -2273,10 +2279,10 @@
         <w:t xml:space="preserve">Otra crítica importante es que la globalización ha llevado a una mayor frecuencia y gravedad de las crisis financieras. La interconexión de los mercados financieros internacionales ha aumentado la rapidez con la que las crisis se propagan y puede dificultar la implementación de medidas efectivas para controlarlas. Los flujos de capital especulativos y la falta de regulación adecuada pueden contribuir a la aparición de crisis financieras sistémicas.</w:t>
       </w:r>
     </w:p>
-    <w:bookmarkEnd w:id="60"/>
-    <w:bookmarkEnd w:id="61"/>
     <w:bookmarkEnd w:id="62"/>
-    <w:bookmarkStart w:id="69" w:name="publicaciones-similares"/>
+    <w:bookmarkEnd w:id="63"/>
+    <w:bookmarkEnd w:id="64"/>
+    <w:bookmarkStart w:id="71" w:name="publicaciones-similares"/>
     <w:p>
       <w:pPr>
         <w:pStyle w:val="Heading1"/>
@@ -2301,11 +2307,11 @@
           <w:numId w:val="1007"/>
         </w:numPr>
       </w:pPr>
-      <w:hyperlink r:id="rId63"/>
+      <w:hyperlink r:id="rId65"/>
       <w:r>
         <w:t xml:space="preserve"> </w:t>
       </w:r>
-      <w:hyperlink r:id="rId64">
+      <w:hyperlink r:id="rId66">
         <w:r>
           <w:rPr>
             <w:rStyle w:val="Hyperlink"/>
@@ -2322,11 +2328,11 @@
           <w:numId w:val="1007"/>
         </w:numPr>
       </w:pPr>
-      <w:hyperlink r:id="rId65"/>
+      <w:hyperlink r:id="rId67"/>
       <w:r>
         <w:t xml:space="preserve"> </w:t>
       </w:r>
-      <w:hyperlink r:id="rId66">
+      <w:hyperlink r:id="rId68">
         <w:r>
           <w:rPr>
             <w:rStyle w:val="Hyperlink"/>
@@ -2343,11 +2349,11 @@
           <w:numId w:val="1007"/>
         </w:numPr>
       </w:pPr>
-      <w:hyperlink r:id="rId67"/>
+      <w:hyperlink r:id="rId69"/>
       <w:r>
         <w:t xml:space="preserve"> </w:t>
       </w:r>
-      <w:hyperlink r:id="rId68">
+      <w:hyperlink r:id="rId70">
         <w:r>
           <w:rPr>
             <w:rStyle w:val="Hyperlink"/>
@@ -2364,14 +2370,14 @@
         <w:t xml:space="preserve">Esperamos que encuentres estas publicaciones igualmente interesantes y útiles. ¡Disfruta de la lectura!</w:t>
       </w:r>
     </w:p>
-    <w:bookmarkEnd w:id="69"/>
+    <w:bookmarkEnd w:id="71"/>
     <w:sectPr>
-      <w:headerReference r:id="rId9" w:type="even"/>
-      <w:headerReference r:id="rId11" w:type="default"/>
-      <w:footerReference r:id="rId14" w:type="even"/>
-      <w:footerReference r:id="rId13" w:type="default"/>
-      <w:headerReference r:id="rId10" w:type="first"/>
-      <w:footerReference r:id="rId12" w:type="first"/>
+      <w:headerReference r:id="rId8" w:type="even"/>
+      <w:headerReference r:id="rId9" w:type="default"/>
+      <w:footerReference r:id="rId10" w:type="even"/>
+      <w:footerReference r:id="rId11" w:type="default"/>
+      <w:headerReference r:id="rId12" w:type="first"/>
+      <w:footerReference r:id="rId13" w:type="first"/>
       <w:pgSz w:h="15840" w:w="12240"/>
       <w:pgMar w:bottom="1440" w:footer="720" w:gutter="0" w:header="720" w:left="1440" w:right="1440" w:top="1440"/>
       <w:cols w:space="720"/>
